--- a/lab12/Lab 12 - postgre.docx
+++ b/lab12/Lab 12 - postgre.docx
@@ -1409,6 +1409,59 @@
           <w:tab w:val="left" w:pos="2408"/>
         </w:tabs>
       </w:pPr>
+      <w:r>
+        <w:rPr>
+          <w:noProof/>
+        </w:rPr>
+        <w:drawing>
+          <wp:inline distT="0" distB="0" distL="0" distR="0" wp14:anchorId="1D3CE491" wp14:editId="7E16925F">
+            <wp:extent cx="5943600" cy="3844290"/>
+            <wp:effectExtent l="0" t="0" r="0" b="3810"/>
+            <wp:docPr id="1016871449" name="Picture 1" descr="A screenshot of a computer screen&#10;&#10;Description automatically generated"/>
+            <wp:cNvGraphicFramePr>
+              <a:graphicFrameLocks xmlns:a="http://schemas.openxmlformats.org/drawingml/2006/main" noChangeAspect="1"/>
+            </wp:cNvGraphicFramePr>
+            <a:graphic xmlns:a="http://schemas.openxmlformats.org/drawingml/2006/main">
+              <a:graphicData uri="http://schemas.openxmlformats.org/drawingml/2006/picture">
+                <pic:pic xmlns:pic="http://schemas.openxmlformats.org/drawingml/2006/picture">
+                  <pic:nvPicPr>
+                    <pic:cNvPr id="1016871449" name="Picture 1" descr="A screenshot of a computer screen&#10;&#10;Description automatically generated"/>
+                    <pic:cNvPicPr/>
+                  </pic:nvPicPr>
+                  <pic:blipFill>
+                    <a:blip r:embed="rId14" cstate="print">
+                      <a:extLst>
+                        <a:ext uri="{28A0092B-C50C-407E-A947-70E740481C1C}">
+                          <a14:useLocalDpi xmlns:a14="http://schemas.microsoft.com/office/drawing/2010/main" val="0"/>
+                        </a:ext>
+                      </a:extLst>
+                    </a:blip>
+                    <a:stretch>
+                      <a:fillRect/>
+                    </a:stretch>
+                  </pic:blipFill>
+                  <pic:spPr>
+                    <a:xfrm>
+                      <a:off x="0" y="0"/>
+                      <a:ext cx="5943600" cy="3844290"/>
+                    </a:xfrm>
+                    <a:prstGeom prst="rect">
+                      <a:avLst/>
+                    </a:prstGeom>
+                  </pic:spPr>
+                </pic:pic>
+              </a:graphicData>
+            </a:graphic>
+          </wp:inline>
+        </w:drawing>
+      </w:r>
+    </w:p>
+    <w:p>
+      <w:pPr>
+        <w:tabs>
+          <w:tab w:val="left" w:pos="2408"/>
+        </w:tabs>
+      </w:pPr>
     </w:p>
     <w:p>
       <w:pPr>
@@ -1487,6 +1540,7 @@
         </w:tabs>
       </w:pPr>
       <w:r>
+        <w:lastRenderedPageBreak/>
         <w:t>▪ title: Database Systems, department: computer science</w:t>
       </w:r>
     </w:p>
@@ -1585,6 +1639,59 @@
       </w:pPr>
       <w:r>
         <w:t>▪ Grade of ‘B+’ for Alice</w:t>
+      </w:r>
+    </w:p>
+    <w:p>
+      <w:pPr>
+        <w:tabs>
+          <w:tab w:val="left" w:pos="2408"/>
+        </w:tabs>
+      </w:pPr>
+      <w:r>
+        <w:rPr>
+          <w:noProof/>
+        </w:rPr>
+        <w:drawing>
+          <wp:inline distT="0" distB="0" distL="0" distR="0" wp14:anchorId="3F7464A0" wp14:editId="0E06927E">
+            <wp:extent cx="5943600" cy="3859530"/>
+            <wp:effectExtent l="0" t="0" r="0" b="1270"/>
+            <wp:docPr id="1150487681" name="Picture 1" descr="A screenshot of a computer&#10;&#10;Description automatically generated"/>
+            <wp:cNvGraphicFramePr>
+              <a:graphicFrameLocks xmlns:a="http://schemas.openxmlformats.org/drawingml/2006/main" noChangeAspect="1"/>
+            </wp:cNvGraphicFramePr>
+            <a:graphic xmlns:a="http://schemas.openxmlformats.org/drawingml/2006/main">
+              <a:graphicData uri="http://schemas.openxmlformats.org/drawingml/2006/picture">
+                <pic:pic xmlns:pic="http://schemas.openxmlformats.org/drawingml/2006/picture">
+                  <pic:nvPicPr>
+                    <pic:cNvPr id="1150487681" name="Picture 1" descr="A screenshot of a computer&#10;&#10;Description automatically generated"/>
+                    <pic:cNvPicPr/>
+                  </pic:nvPicPr>
+                  <pic:blipFill>
+                    <a:blip r:embed="rId15" cstate="print">
+                      <a:extLst>
+                        <a:ext uri="{28A0092B-C50C-407E-A947-70E740481C1C}">
+                          <a14:useLocalDpi xmlns:a14="http://schemas.microsoft.com/office/drawing/2010/main" val="0"/>
+                        </a:ext>
+                      </a:extLst>
+                    </a:blip>
+                    <a:stretch>
+                      <a:fillRect/>
+                    </a:stretch>
+                  </pic:blipFill>
+                  <pic:spPr>
+                    <a:xfrm>
+                      <a:off x="0" y="0"/>
+                      <a:ext cx="5943600" cy="3859530"/>
+                    </a:xfrm>
+                    <a:prstGeom prst="rect">
+                      <a:avLst/>
+                    </a:prstGeom>
+                  </pic:spPr>
+                </pic:pic>
+              </a:graphicData>
+            </a:graphic>
+          </wp:inline>
+        </w:drawing>
       </w:r>
     </w:p>
     <w:p>

--- a/lab12/Lab 12 - postgre.docx
+++ b/lab12/Lab 12 - postgre.docx
@@ -1735,17 +1735,111 @@
         </w:tabs>
       </w:pPr>
       <w:r>
-        <w:t>2. read the titles of courses each student is enrolled in.</w:t>
-      </w:r>
-    </w:p>
-    <w:p>
-      <w:pPr>
-        <w:tabs>
-          <w:tab w:val="left" w:pos="2408"/>
-        </w:tabs>
-      </w:pPr>
+        <w:rPr>
+          <w:noProof/>
+        </w:rPr>
+        <w:drawing>
+          <wp:inline distT="0" distB="0" distL="0" distR="0" wp14:anchorId="27C18BE4" wp14:editId="205EFF7F">
+            <wp:extent cx="5943600" cy="3859530"/>
+            <wp:effectExtent l="0" t="0" r="0" b="1270"/>
+            <wp:docPr id="390032004" name="Picture 2" descr="A screenshot of a computer&#10;&#10;Description automatically generated"/>
+            <wp:cNvGraphicFramePr>
+              <a:graphicFrameLocks xmlns:a="http://schemas.openxmlformats.org/drawingml/2006/main" noChangeAspect="1"/>
+            </wp:cNvGraphicFramePr>
+            <a:graphic xmlns:a="http://schemas.openxmlformats.org/drawingml/2006/main">
+              <a:graphicData uri="http://schemas.openxmlformats.org/drawingml/2006/picture">
+                <pic:pic xmlns:pic="http://schemas.openxmlformats.org/drawingml/2006/picture">
+                  <pic:nvPicPr>
+                    <pic:cNvPr id="390032004" name="Picture 2" descr="A screenshot of a computer&#10;&#10;Description automatically generated"/>
+                    <pic:cNvPicPr/>
+                  </pic:nvPicPr>
+                  <pic:blipFill>
+                    <a:blip r:embed="rId16" cstate="print">
+                      <a:extLst>
+                        <a:ext uri="{28A0092B-C50C-407E-A947-70E740481C1C}">
+                          <a14:useLocalDpi xmlns:a14="http://schemas.microsoft.com/office/drawing/2010/main" val="0"/>
+                        </a:ext>
+                      </a:extLst>
+                    </a:blip>
+                    <a:stretch>
+                      <a:fillRect/>
+                    </a:stretch>
+                  </pic:blipFill>
+                  <pic:spPr>
+                    <a:xfrm>
+                      <a:off x="0" y="0"/>
+                      <a:ext cx="5943600" cy="3859530"/>
+                    </a:xfrm>
+                    <a:prstGeom prst="rect">
+                      <a:avLst/>
+                    </a:prstGeom>
+                  </pic:spPr>
+                </pic:pic>
+              </a:graphicData>
+            </a:graphic>
+          </wp:inline>
+        </w:drawing>
+      </w:r>
       <w:r>
         <w:t>3. read all students with grade and courses.</w:t>
+      </w:r>
+    </w:p>
+    <w:p/>
+    <w:p>
+      <w:pPr>
+        <w:tabs>
+          <w:tab w:val="left" w:pos="4042"/>
+        </w:tabs>
+      </w:pPr>
+      <w:r>
+        <w:lastRenderedPageBreak/>
+        <w:tab/>
+      </w:r>
+      <w:r>
+        <w:rPr>
+          <w:noProof/>
+        </w:rPr>
+        <w:drawing>
+          <wp:inline distT="0" distB="0" distL="0" distR="0" wp14:anchorId="748BF203" wp14:editId="61E16EA8">
+            <wp:extent cx="5943600" cy="3859530"/>
+            <wp:effectExtent l="0" t="0" r="0" b="1270"/>
+            <wp:docPr id="1472193384" name="Picture 1" descr="A screenshot of a computer&#10;&#10;Description automatically generated"/>
+            <wp:cNvGraphicFramePr>
+              <a:graphicFrameLocks xmlns:a="http://schemas.openxmlformats.org/drawingml/2006/main" noChangeAspect="1"/>
+            </wp:cNvGraphicFramePr>
+            <a:graphic xmlns:a="http://schemas.openxmlformats.org/drawingml/2006/main">
+              <a:graphicData uri="http://schemas.openxmlformats.org/drawingml/2006/picture">
+                <pic:pic xmlns:pic="http://schemas.openxmlformats.org/drawingml/2006/picture">
+                  <pic:nvPicPr>
+                    <pic:cNvPr id="1472193384" name="Picture 1" descr="A screenshot of a computer&#10;&#10;Description automatically generated"/>
+                    <pic:cNvPicPr/>
+                  </pic:nvPicPr>
+                  <pic:blipFill>
+                    <a:blip r:embed="rId17" cstate="print">
+                      <a:extLst>
+                        <a:ext uri="{28A0092B-C50C-407E-A947-70E740481C1C}">
+                          <a14:useLocalDpi xmlns:a14="http://schemas.microsoft.com/office/drawing/2010/main" val="0"/>
+                        </a:ext>
+                      </a:extLst>
+                    </a:blip>
+                    <a:stretch>
+                      <a:fillRect/>
+                    </a:stretch>
+                  </pic:blipFill>
+                  <pic:spPr>
+                    <a:xfrm>
+                      <a:off x="0" y="0"/>
+                      <a:ext cx="5943600" cy="3859530"/>
+                    </a:xfrm>
+                    <a:prstGeom prst="rect">
+                      <a:avLst/>
+                    </a:prstGeom>
+                  </pic:spPr>
+                </pic:pic>
+              </a:graphicData>
+            </a:graphic>
+          </wp:inline>
+        </w:drawing>
       </w:r>
     </w:p>
     <w:sectPr>

--- a/lab12/Lab 12 - postgre.docx
+++ b/lab12/Lab 12 - postgre.docx
@@ -1712,26 +1712,33 @@
       </w:r>
     </w:p>
     <w:p>
-      <w:pPr>
-        <w:tabs>
-          <w:tab w:val="left" w:pos="2408"/>
-        </w:tabs>
-      </w:pPr>
-    </w:p>
-    <w:p>
-      <w:pPr>
-        <w:tabs>
-          <w:tab w:val="left" w:pos="2408"/>
-        </w:tabs>
-      </w:pPr>
-      <w:r>
+      <w:r>
+        <w:lastRenderedPageBreak/>
         <w:t>1. read all students and their major</w:t>
       </w:r>
     </w:p>
     <w:p>
-      <w:pPr>
-        <w:tabs>
-          <w:tab w:val="left" w:pos="2408"/>
+      <w:r>
+        <w:t>2. read the �</w:t>
+      </w:r>
+      <w:proofErr w:type="spellStart"/>
+      <w:r>
+        <w:t>tles</w:t>
+      </w:r>
+      <w:proofErr w:type="spellEnd"/>
+      <w:r>
+        <w:t xml:space="preserve"> of courses each student is enrolled in.</w:t>
+      </w:r>
+    </w:p>
+    <w:p>
+      <w:r>
+        <w:t>3. read all students with grade and courses.</w:t>
+      </w:r>
+    </w:p>
+    <w:p>
+      <w:pPr>
+        <w:tabs>
+          <w:tab w:val="left" w:pos="4042"/>
         </w:tabs>
       </w:pPr>
       <w:r>
@@ -1739,10 +1746,10 @@
           <w:noProof/>
         </w:rPr>
         <w:drawing>
-          <wp:inline distT="0" distB="0" distL="0" distR="0" wp14:anchorId="27C18BE4" wp14:editId="205EFF7F">
-            <wp:extent cx="5943600" cy="3859530"/>
+          <wp:inline distT="0" distB="0" distL="0" distR="0" wp14:anchorId="4CBD59FD" wp14:editId="705BFB1C">
+            <wp:extent cx="5943600" cy="1560830"/>
             <wp:effectExtent l="0" t="0" r="0" b="1270"/>
-            <wp:docPr id="390032004" name="Picture 2" descr="A screenshot of a computer&#10;&#10;Description automatically generated"/>
+            <wp:docPr id="132907788" name="Picture 1" descr="A screenshot of a computer&#10;&#10;Description automatically generated"/>
             <wp:cNvGraphicFramePr>
               <a:graphicFrameLocks xmlns:a="http://schemas.openxmlformats.org/drawingml/2006/main" noChangeAspect="1"/>
             </wp:cNvGraphicFramePr>
@@ -1750,7 +1757,7 @@
               <a:graphicData uri="http://schemas.openxmlformats.org/drawingml/2006/picture">
                 <pic:pic xmlns:pic="http://schemas.openxmlformats.org/drawingml/2006/picture">
                   <pic:nvPicPr>
-                    <pic:cNvPr id="390032004" name="Picture 2" descr="A screenshot of a computer&#10;&#10;Description automatically generated"/>
+                    <pic:cNvPr id="132907788" name="Picture 1" descr="A screenshot of a computer&#10;&#10;Description automatically generated"/>
                     <pic:cNvPicPr/>
                   </pic:nvPicPr>
                   <pic:blipFill>
@@ -1768,7 +1775,7 @@
                   <pic:spPr>
                     <a:xfrm>
                       <a:off x="0" y="0"/>
-                      <a:ext cx="5943600" cy="3859530"/>
+                      <a:ext cx="5943600" cy="1560830"/>
                     </a:xfrm>
                     <a:prstGeom prst="rect">
                       <a:avLst/>
@@ -1781,29 +1788,14 @@
         </w:drawing>
       </w:r>
       <w:r>
-        <w:t>3. read all students with grade and courses.</w:t>
-      </w:r>
-    </w:p>
-    <w:p/>
-    <w:p>
-      <w:pPr>
-        <w:tabs>
-          <w:tab w:val="left" w:pos="4042"/>
-        </w:tabs>
-      </w:pPr>
-      <w:r>
-        <w:lastRenderedPageBreak/>
-        <w:tab/>
-      </w:r>
-      <w:r>
         <w:rPr>
           <w:noProof/>
         </w:rPr>
         <w:drawing>
-          <wp:inline distT="0" distB="0" distL="0" distR="0" wp14:anchorId="748BF203" wp14:editId="61E16EA8">
-            <wp:extent cx="5943600" cy="3859530"/>
-            <wp:effectExtent l="0" t="0" r="0" b="1270"/>
-            <wp:docPr id="1472193384" name="Picture 1" descr="A screenshot of a computer&#10;&#10;Description automatically generated"/>
+          <wp:inline distT="0" distB="0" distL="0" distR="0" wp14:anchorId="66F0AFF8" wp14:editId="74B57525">
+            <wp:extent cx="5943600" cy="1749425"/>
+            <wp:effectExtent l="0" t="0" r="0" b="3175"/>
+            <wp:docPr id="449629367" name="Picture 2" descr="A screenshot of a chat&#10;&#10;Description automatically generated"/>
             <wp:cNvGraphicFramePr>
               <a:graphicFrameLocks xmlns:a="http://schemas.openxmlformats.org/drawingml/2006/main" noChangeAspect="1"/>
             </wp:cNvGraphicFramePr>
@@ -1811,7 +1803,7 @@
               <a:graphicData uri="http://schemas.openxmlformats.org/drawingml/2006/picture">
                 <pic:pic xmlns:pic="http://schemas.openxmlformats.org/drawingml/2006/picture">
                   <pic:nvPicPr>
-                    <pic:cNvPr id="1472193384" name="Picture 1" descr="A screenshot of a computer&#10;&#10;Description automatically generated"/>
+                    <pic:cNvPr id="449629367" name="Picture 2" descr="A screenshot of a chat&#10;&#10;Description automatically generated"/>
                     <pic:cNvPicPr/>
                   </pic:nvPicPr>
                   <pic:blipFill>
@@ -1829,7 +1821,7 @@
                   <pic:spPr>
                     <a:xfrm>
                       <a:off x="0" y="0"/>
-                      <a:ext cx="5943600" cy="3859530"/>
+                      <a:ext cx="5943600" cy="1749425"/>
                     </a:xfrm>
                     <a:prstGeom prst="rect">
                       <a:avLst/>
@@ -1840,6 +1832,102 @@
             </a:graphic>
           </wp:inline>
         </w:drawing>
+      </w:r>
+      <w:r>
+        <w:rPr>
+          <w:noProof/>
+        </w:rPr>
+        <w:drawing>
+          <wp:inline distT="0" distB="0" distL="0" distR="0" wp14:anchorId="6DA69418" wp14:editId="5468E6E8">
+            <wp:extent cx="5943600" cy="2624455"/>
+            <wp:effectExtent l="0" t="0" r="0" b="4445"/>
+            <wp:docPr id="1744285659" name="Picture 3" descr="A screenshot of a computer&#10;&#10;Description automatically generated"/>
+            <wp:cNvGraphicFramePr>
+              <a:graphicFrameLocks xmlns:a="http://schemas.openxmlformats.org/drawingml/2006/main" noChangeAspect="1"/>
+            </wp:cNvGraphicFramePr>
+            <a:graphic xmlns:a="http://schemas.openxmlformats.org/drawingml/2006/main">
+              <a:graphicData uri="http://schemas.openxmlformats.org/drawingml/2006/picture">
+                <pic:pic xmlns:pic="http://schemas.openxmlformats.org/drawingml/2006/picture">
+                  <pic:nvPicPr>
+                    <pic:cNvPr id="1744285659" name="Picture 3" descr="A screenshot of a computer&#10;&#10;Description automatically generated"/>
+                    <pic:cNvPicPr/>
+                  </pic:nvPicPr>
+                  <pic:blipFill>
+                    <a:blip r:embed="rId18">
+                      <a:extLst>
+                        <a:ext uri="{28A0092B-C50C-407E-A947-70E740481C1C}">
+                          <a14:useLocalDpi xmlns:a14="http://schemas.microsoft.com/office/drawing/2010/main" val="0"/>
+                        </a:ext>
+                      </a:extLst>
+                    </a:blip>
+                    <a:stretch>
+                      <a:fillRect/>
+                    </a:stretch>
+                  </pic:blipFill>
+                  <pic:spPr>
+                    <a:xfrm>
+                      <a:off x="0" y="0"/>
+                      <a:ext cx="5943600" cy="2624455"/>
+                    </a:xfrm>
+                    <a:prstGeom prst="rect">
+                      <a:avLst/>
+                    </a:prstGeom>
+                  </pic:spPr>
+                </pic:pic>
+              </a:graphicData>
+            </a:graphic>
+          </wp:inline>
+        </w:drawing>
+      </w:r>
+      <w:r>
+        <w:rPr>
+          <w:noProof/>
+        </w:rPr>
+        <w:lastRenderedPageBreak/>
+        <w:drawing>
+          <wp:inline distT="0" distB="0" distL="0" distR="0" wp14:anchorId="1823551A" wp14:editId="4E6430EB">
+            <wp:extent cx="5943600" cy="1313180"/>
+            <wp:effectExtent l="0" t="0" r="0" b="0"/>
+            <wp:docPr id="2061405370" name="Picture 4" descr="A screenshot of a video chat&#10;&#10;Description automatically generated"/>
+            <wp:cNvGraphicFramePr>
+              <a:graphicFrameLocks xmlns:a="http://schemas.openxmlformats.org/drawingml/2006/main" noChangeAspect="1"/>
+            </wp:cNvGraphicFramePr>
+            <a:graphic xmlns:a="http://schemas.openxmlformats.org/drawingml/2006/main">
+              <a:graphicData uri="http://schemas.openxmlformats.org/drawingml/2006/picture">
+                <pic:pic xmlns:pic="http://schemas.openxmlformats.org/drawingml/2006/picture">
+                  <pic:nvPicPr>
+                    <pic:cNvPr id="2061405370" name="Picture 4" descr="A screenshot of a video chat&#10;&#10;Description automatically generated"/>
+                    <pic:cNvPicPr/>
+                  </pic:nvPicPr>
+                  <pic:blipFill>
+                    <a:blip r:embed="rId19" cstate="print">
+                      <a:extLst>
+                        <a:ext uri="{28A0092B-C50C-407E-A947-70E740481C1C}">
+                          <a14:useLocalDpi xmlns:a14="http://schemas.microsoft.com/office/drawing/2010/main" val="0"/>
+                        </a:ext>
+                      </a:extLst>
+                    </a:blip>
+                    <a:stretch>
+                      <a:fillRect/>
+                    </a:stretch>
+                  </pic:blipFill>
+                  <pic:spPr>
+                    <a:xfrm>
+                      <a:off x="0" y="0"/>
+                      <a:ext cx="5943600" cy="1313180"/>
+                    </a:xfrm>
+                    <a:prstGeom prst="rect">
+                      <a:avLst/>
+                    </a:prstGeom>
+                  </pic:spPr>
+                </pic:pic>
+              </a:graphicData>
+            </a:graphic>
+          </wp:inline>
+        </w:drawing>
+      </w:r>
+      <w:r>
+        <w:tab/>
       </w:r>
     </w:p>
     <w:sectPr>
@@ -1944,6 +2032,95 @@
     </w:lvl>
   </w:abstractNum>
   <w:abstractNum w:abstractNumId="1" w15:restartNumberingAfterBreak="0">
+    <w:nsid w:val="36E95059"/>
+    <w:multiLevelType w:val="hybridMultilevel"/>
+    <w:tmpl w:val="11AEAE3A"/>
+    <w:lvl w:ilvl="0" w:tplc="0409000F">
+      <w:start w:val="1"/>
+      <w:numFmt w:val="decimal"/>
+      <w:lvlText w:val="%1."/>
+      <w:lvlJc w:val="left"/>
+      <w:pPr>
+        <w:ind w:left="720" w:hanging="360"/>
+      </w:pPr>
+      <w:rPr>
+        <w:rFonts w:hint="default"/>
+      </w:rPr>
+    </w:lvl>
+    <w:lvl w:ilvl="1" w:tplc="04090019" w:tentative="1">
+      <w:start w:val="1"/>
+      <w:numFmt w:val="lowerLetter"/>
+      <w:lvlText w:val="%2."/>
+      <w:lvlJc w:val="left"/>
+      <w:pPr>
+        <w:ind w:left="1440" w:hanging="360"/>
+      </w:pPr>
+    </w:lvl>
+    <w:lvl w:ilvl="2" w:tplc="0409001B" w:tentative="1">
+      <w:start w:val="1"/>
+      <w:numFmt w:val="lowerRoman"/>
+      <w:lvlText w:val="%3."/>
+      <w:lvlJc w:val="right"/>
+      <w:pPr>
+        <w:ind w:left="2160" w:hanging="180"/>
+      </w:pPr>
+    </w:lvl>
+    <w:lvl w:ilvl="3" w:tplc="0409000F" w:tentative="1">
+      <w:start w:val="1"/>
+      <w:numFmt w:val="decimal"/>
+      <w:lvlText w:val="%4."/>
+      <w:lvlJc w:val="left"/>
+      <w:pPr>
+        <w:ind w:left="2880" w:hanging="360"/>
+      </w:pPr>
+    </w:lvl>
+    <w:lvl w:ilvl="4" w:tplc="04090019" w:tentative="1">
+      <w:start w:val="1"/>
+      <w:numFmt w:val="lowerLetter"/>
+      <w:lvlText w:val="%5."/>
+      <w:lvlJc w:val="left"/>
+      <w:pPr>
+        <w:ind w:left="3600" w:hanging="360"/>
+      </w:pPr>
+    </w:lvl>
+    <w:lvl w:ilvl="5" w:tplc="0409001B" w:tentative="1">
+      <w:start w:val="1"/>
+      <w:numFmt w:val="lowerRoman"/>
+      <w:lvlText w:val="%6."/>
+      <w:lvlJc w:val="right"/>
+      <w:pPr>
+        <w:ind w:left="4320" w:hanging="180"/>
+      </w:pPr>
+    </w:lvl>
+    <w:lvl w:ilvl="6" w:tplc="0409000F" w:tentative="1">
+      <w:start w:val="1"/>
+      <w:numFmt w:val="decimal"/>
+      <w:lvlText w:val="%7."/>
+      <w:lvlJc w:val="left"/>
+      <w:pPr>
+        <w:ind w:left="5040" w:hanging="360"/>
+      </w:pPr>
+    </w:lvl>
+    <w:lvl w:ilvl="7" w:tplc="04090019" w:tentative="1">
+      <w:start w:val="1"/>
+      <w:numFmt w:val="lowerLetter"/>
+      <w:lvlText w:val="%8."/>
+      <w:lvlJc w:val="left"/>
+      <w:pPr>
+        <w:ind w:left="5760" w:hanging="360"/>
+      </w:pPr>
+    </w:lvl>
+    <w:lvl w:ilvl="8" w:tplc="0409001B" w:tentative="1">
+      <w:start w:val="1"/>
+      <w:numFmt w:val="lowerRoman"/>
+      <w:lvlText w:val="%9."/>
+      <w:lvlJc w:val="right"/>
+      <w:pPr>
+        <w:ind w:left="6480" w:hanging="180"/>
+      </w:pPr>
+    </w:lvl>
+  </w:abstractNum>
+  <w:abstractNum w:abstractNumId="2" w15:restartNumberingAfterBreak="0">
     <w:nsid w:val="4C3F406A"/>
     <w:multiLevelType w:val="hybridMultilevel"/>
     <w:tmpl w:val="45E4BE60"/>
@@ -2032,7 +2209,7 @@
       </w:pPr>
     </w:lvl>
   </w:abstractNum>
-  <w:abstractNum w:abstractNumId="2" w15:restartNumberingAfterBreak="0">
+  <w:abstractNum w:abstractNumId="3" w15:restartNumberingAfterBreak="0">
     <w:nsid w:val="504C2970"/>
     <w:multiLevelType w:val="hybridMultilevel"/>
     <w:tmpl w:val="A5344CFE"/>
@@ -2145,7 +2322,7 @@
       </w:rPr>
     </w:lvl>
   </w:abstractNum>
-  <w:abstractNum w:abstractNumId="3" w15:restartNumberingAfterBreak="0">
+  <w:abstractNum w:abstractNumId="4" w15:restartNumberingAfterBreak="0">
     <w:nsid w:val="7EB65495"/>
     <w:multiLevelType w:val="hybridMultilevel"/>
     <w:tmpl w:val="B400180E"/>
@@ -2235,15 +2412,18 @@
     </w:lvl>
   </w:abstractNum>
   <w:num w:numId="1" w16cid:durableId="22875565">
-    <w:abstractNumId w:val="3"/>
+    <w:abstractNumId w:val="4"/>
   </w:num>
   <w:num w:numId="2" w16cid:durableId="834758852">
     <w:abstractNumId w:val="0"/>
   </w:num>
   <w:num w:numId="3" w16cid:durableId="1948196585">
+    <w:abstractNumId w:val="3"/>
+  </w:num>
+  <w:num w:numId="4" w16cid:durableId="1361587066">
     <w:abstractNumId w:val="2"/>
   </w:num>
-  <w:num w:numId="4" w16cid:durableId="1361587066">
+  <w:num w:numId="5" w16cid:durableId="1398938401">
     <w:abstractNumId w:val="1"/>
   </w:num>
 </w:numbering>
